--- a/Daily Reports/24_09_2026-CBOT Reports.docx
+++ b/Daily Reports/24_09_2026-CBOT Reports.docx
@@ -104,7 +104,7 @@
           <w:color w:val="5C768D"/>
           <w:sz w:val="19"/>
         </w:rPr>
-        <w:t>Cập nhật tự động qua `macro_tracker.py` vào lúc 09:46 ICT ngày 24/09/2026</w:t>
+        <w:t>Cập nhật tự động qua `macro_tracker.py` vào lúc 10:01 ICT ngày 24/09/2026</w:t>
       </w:r>
     </w:p>
     <w:tbl>
@@ -313,7 +313,7 @@
               <w:rPr>
                 <w:b/>
               </w:rPr>
-              <w:t>97.49 / thùng</w:t>
+              <w:t>97.39 / thùng</w:t>
             </w:r>
           </w:p>
         </w:tc>
@@ -344,7 +344,7 @@
               <w:rPr>
                 <w:b/>
               </w:rPr>
-              <w:t>-1.77%</w:t>
+              <w:t>-1.87%</w:t>
             </w:r>
           </w:p>
         </w:tc>
@@ -442,7 +442,7 @@
               <w:rPr>
                 <w:b/>
               </w:rPr>
-              <w:t>101.11</w:t>
+              <w:t>101.09</w:t>
             </w:r>
           </w:p>
         </w:tc>
@@ -1218,7 +1218,7 @@
         <w:rPr>
           <w:b/>
         </w:rPr>
-        <w:t>`97.49` (-1.77%)</w:t>
+        <w:t>`97.39` (-1.87%)</w:t>
       </w:r>
       <w:r>
         <w:t xml:space="preserve"> | DXY: </w:t>
@@ -1227,7 +1227,7 @@
         <w:rPr>
           <w:b/>
         </w:rPr>
-        <w:t>`101.11` (+0.00%)</w:t>
+        <w:t>`101.09` (+0.00%)</w:t>
       </w:r>
       <w:r>
         <w:t xml:space="preserve"> | Lúa mì CBOT: </w:t>
@@ -1236,7 +1236,7 @@
         <w:rPr>
           <w:b/>
         </w:rPr>
-        <w:t>`706.50` (-1.46%)</w:t>
+        <w:t>`706.50` (-1.50%)</w:t>
       </w:r>
       <w:r>
         <w:t>.</w:t>
@@ -1350,7 +1350,7 @@
           <w:color w:val="5C768D"/>
           <w:sz w:val="19"/>
         </w:rPr>
-        <w:t>Cập nhật tự động lúc 09:46 ICT ngày 24/09/2026 — Nguồn: NOAA, USDA, BOM Australia</w:t>
+        <w:t>Cập nhật tự động lúc 10:01 ICT ngày 24/09/2026 — Nguồn: NOAA, USDA, BOM Australia</w:t>
       </w:r>
     </w:p>
     <w:p>
@@ -3649,7 +3649,7 @@
               <w:rPr>
                 <w:b/>
               </w:rPr>
-              <w:t>530.06 (+0.31)</w:t>
+              <w:t>530.05 (+0.30)</w:t>
             </w:r>
           </w:p>
         </w:tc>
@@ -11668,10 +11668,10 @@
         <w:rPr>
           <w:b/>
         </w:rPr>
-        <w:t>`530.06 cents`</w:t>
+        <w:t>`530.05 cents`</w:t>
       </w:r>
       <w:r>
-        <w:t xml:space="preserve"> (+0.31).</w:t>
+        <w:t xml:space="preserve"> (+0.30).</w:t>
       </w:r>
     </w:p>
     <w:p>
@@ -11692,7 +11692,7 @@
         <w:rPr>
           <w:b/>
         </w:rPr>
-        <w:t>`9,249`</w:t>
+        <w:t>`9,296`</w:t>
       </w:r>
       <w:r>
         <w:t xml:space="preserve"> (Chênh lệch: </w:t>
@@ -11701,7 +11701,7 @@
         <w:rPr>
           <w:b/>
         </w:rPr>
-        <w:t>`-192,233`</w:t>
+        <w:t>`-192,186`</w:t>
       </w:r>
       <w:r>
         <w:t xml:space="preserve">) | OI: </w:t>
@@ -12035,7 +12035,7 @@
               <w:rPr>
                 <w:b/>
               </w:rPr>
-              <w:t>97.49</w:t>
+              <w:t>97.39</w:t>
             </w:r>
           </w:p>
         </w:tc>
@@ -12066,7 +12066,7 @@
               <w:rPr>
                 <w:b/>
               </w:rPr>
-              <w:t>-1.77%</w:t>
+              <w:t>-1.87%</w:t>
             </w:r>
           </w:p>
         </w:tc>
@@ -12158,7 +12158,7 @@
               <w:rPr>
                 <w:b/>
               </w:rPr>
-              <w:t>101.11</w:t>
+              <w:t>101.09</w:t>
             </w:r>
           </w:p>
         </w:tc>
@@ -21874,7 +21874,7 @@
         <w:rPr>
           <w:b/>
         </w:rPr>
-        <w:t>`2,587`</w:t>
+        <w:t>`2,623`</w:t>
       </w:r>
       <w:r>
         <w:t xml:space="preserve"> (Chênh lệch: </w:t>
@@ -21883,7 +21883,7 @@
         <w:rPr>
           <w:b/>
         </w:rPr>
-        <w:t>`-40,958`</w:t>
+        <w:t>`-40,922`</w:t>
       </w:r>
       <w:r>
         <w:t xml:space="preserve">) | OI: </w:t>
@@ -22217,7 +22217,7 @@
               <w:rPr>
                 <w:b/>
               </w:rPr>
-              <w:t>97.49</w:t>
+              <w:t>97.39</w:t>
             </w:r>
           </w:p>
         </w:tc>
@@ -22248,7 +22248,7 @@
               <w:rPr>
                 <w:b/>
               </w:rPr>
-              <w:t>-1.77%</w:t>
+              <w:t>-1.87%</w:t>
             </w:r>
           </w:p>
         </w:tc>
@@ -22340,7 +22340,7 @@
               <w:rPr>
                 <w:b/>
               </w:rPr>
-              <w:t>101.11</w:t>
+              <w:t>101.09</w:t>
             </w:r>
           </w:p>
         </w:tc>

--- a/Daily Reports/24_09_2026-CBOT Reports.docx
+++ b/Daily Reports/24_09_2026-CBOT Reports.docx
@@ -104,7 +104,7 @@
           <w:color w:val="5C768D"/>
           <w:sz w:val="19"/>
         </w:rPr>
-        <w:t>Cập nhật tự động qua `macro_tracker.py` vào lúc 21:02 ICT ngày 24/09/2026</w:t>
+        <w:t>Cập nhật tự động qua `macro_tracker.py` vào lúc 22:02 ICT ngày 24/09/2026</w:t>
       </w:r>
     </w:p>
     <w:tbl>
@@ -313,7 +313,7 @@
               <w:rPr>
                 <w:b/>
               </w:rPr>
-              <w:t>100.09 / thùng</w:t>
+              <w:t>100.95 / thùng</w:t>
             </w:r>
           </w:p>
         </w:tc>
@@ -344,7 +344,7 @@
               <w:rPr>
                 <w:b/>
               </w:rPr>
-              <w:t>-2.90%</w:t>
+              <w:t>-2.07%</w:t>
             </w:r>
           </w:p>
         </w:tc>
@@ -442,7 +442,7 @@
               <w:rPr>
                 <w:b/>
               </w:rPr>
-              <w:t>101.27</w:t>
+              <w:t>101.28</w:t>
             </w:r>
           </w:p>
         </w:tc>
@@ -473,7 +473,7 @@
               <w:rPr>
                 <w:b/>
               </w:rPr>
-              <w:t>+0.17%</w:t>
+              <w:t>+0.18%</w:t>
             </w:r>
           </w:p>
         </w:tc>
@@ -1218,7 +1218,7 @@
         <w:rPr>
           <w:b/>
         </w:rPr>
-        <w:t>`100.09` (-2.90%)</w:t>
+        <w:t>`100.95` (-2.07%)</w:t>
       </w:r>
       <w:r>
         <w:t xml:space="preserve"> | DXY: </w:t>
@@ -1227,7 +1227,7 @@
         <w:rPr>
           <w:b/>
         </w:rPr>
-        <w:t>`101.27` (+0.17%)</w:t>
+        <w:t>`101.28` (+0.18%)</w:t>
       </w:r>
       <w:r>
         <w:t xml:space="preserve"> | Lúa mì CBOT: </w:t>
@@ -1236,7 +1236,7 @@
         <w:rPr>
           <w:b/>
         </w:rPr>
-        <w:t>`701.50` (-1.02%)</w:t>
+        <w:t>`704.00` (-0.71%)</w:t>
       </w:r>
       <w:r>
         <w:t>.</w:t>
@@ -1306,7 +1306,7 @@
           <w:color w:val="5C768D"/>
           <w:sz w:val="19"/>
         </w:rPr>
-        <w:t>Cập nhật tự động lúc 21:02 ICT ngày 24/09/2026 — Nguồn: NOAA, USDA, BOM Australia</w:t>
+        <w:t>Cập nhật tự động lúc 22:02 ICT ngày 24/09/2026 — Nguồn: NOAA, USDA, BOM Australia</w:t>
       </w:r>
     </w:p>
     <w:p>
@@ -3574,7 +3574,7 @@
               <w:rPr>
                 <w:b/>
               </w:rPr>
-              <w:t>526.50</w:t>
+              <w:t>529.75</w:t>
             </w:r>
           </w:p>
         </w:tc>
@@ -3605,7 +3605,7 @@
               <w:rPr>
                 <w:b/>
               </w:rPr>
-              <w:t>527.68 (+1.18)</w:t>
+              <w:t>530.12 (+0.37)</w:t>
             </w:r>
           </w:p>
         </w:tc>
@@ -3633,7 +3633,7 @@
             </w:pPr>
             <w:r/>
             <w:r>
-              <w:t>Bearish (529.62 &lt; 531.65)</w:t>
+              <w:t>Bearish (529.61 &lt; 531.57)</w:t>
             </w:r>
           </w:p>
         </w:tc>
@@ -3661,7 +3661,7 @@
             </w:pPr>
             <w:r/>
             <w:r>
-              <w:t>2.75 cents</w:t>
+              <w:t>4.50 cents</w:t>
             </w:r>
           </w:p>
         </w:tc>
@@ -3822,7 +3822,7 @@
               <w:rPr>
                 <w:b/>
               </w:rPr>
-              <w:t>701.50</w:t>
+              <w:t>704.00</w:t>
             </w:r>
           </w:p>
         </w:tc>
@@ -3853,7 +3853,7 @@
               <w:rPr>
                 <w:b/>
               </w:rPr>
-              <w:t>702.27 (+0.77)</w:t>
+              <w:t>704.78 (+0.78)</w:t>
             </w:r>
           </w:p>
         </w:tc>
@@ -3881,7 +3881,7 @@
             </w:pPr>
             <w:r/>
             <w:r>
-              <w:t>Bearish (707.41 &lt; 711.44)</w:t>
+              <w:t>Bearish (707.08 &lt; 711.14)</w:t>
             </w:r>
           </w:p>
         </w:tc>
@@ -3909,7 +3909,7 @@
             </w:pPr>
             <w:r/>
             <w:r>
-              <w:t>5.50 cents</w:t>
+              <w:t>4.75 cents</w:t>
             </w:r>
           </w:p>
         </w:tc>
@@ -4347,7 +4347,7 @@
                 <w:b/>
                 <w:color w:val="15803D"/>
               </w:rPr>
-              <w:t>525.50 - 529.62 cents (Canh mua vùng hỗ trợ)</w:t>
+              <w:t>528.00 - 529.61 cents (Canh mua vùng hỗ trợ)</w:t>
             </w:r>
           </w:p>
         </w:tc>
@@ -4378,7 +4378,7 @@
               <w:rPr>
                 <w:b/>
               </w:rPr>
-              <w:t>496.28 cents (Dưới cản S2 + 1.5x ATR)</w:t>
+              <w:t>495.74 cents (Dưới cản S2 + 1.5x ATR)</w:t>
             </w:r>
           </w:p>
         </w:tc>
@@ -4414,7 +4414,7 @@
                 <w:color w:val="D97706"/>
                 <w:sz w:val="19"/>
               </w:rPr>
-              <w:t xml:space="preserve"> 529.00 cents </w:t>
+              <w:t xml:space="preserve"> 531.75 cents </w:t>
             </w:r>
             <w:r>
               <w:t xml:space="preserve"> / TP2: </w:t>
@@ -4559,7 +4559,7 @@
               <w:rPr>
                 <w:b/>
               </w:rPr>
-              <w:t>524.00 - 525.50 cents</w:t>
+              <w:t>526.50 - 528.00 cents</w:t>
             </w:r>
           </w:p>
         </w:tc>
@@ -4590,7 +4590,7 @@
               <w:rPr>
                 <w:b/>
               </w:rPr>
-              <w:t>497.18 cents (Chống quét SL tuyệt đối)</w:t>
+              <w:t>496.83 cents (Chống quét SL tuyệt đối)</w:t>
             </w:r>
           </w:p>
         </w:tc>
@@ -4752,7 +4752,7 @@
               <w:rPr>
                 <w:b/>
               </w:rPr>
-              <w:t>529.00 - 530.50 cents</w:t>
+              <w:t>531.75 - 533.25 cents</w:t>
             </w:r>
           </w:p>
         </w:tc>
@@ -4783,7 +4783,7 @@
               <w:rPr>
                 <w:b/>
               </w:rPr>
-              <w:t>530.82 cents</w:t>
+              <w:t>533.92 cents</w:t>
             </w:r>
           </w:p>
         </w:tc>
@@ -4945,7 +4945,7 @@
               <w:rPr>
                 <w:b/>
               </w:rPr>
-              <w:t>491.74 - 499.00 cents</w:t>
+              <w:t>490.31 - 499.00 cents</w:t>
             </w:r>
           </w:p>
         </w:tc>
@@ -5126,7 +5126,7 @@
                 <w:b/>
                 <w:color w:val="B91C1C"/>
               </w:rPr>
-              <w:t>707.41 - 711.44 cents (Canh bán hồi kỹ thuật H1)</w:t>
+              <w:t>707.08 - 711.14 cents (Canh bán hồi kỹ thuật H1)</w:t>
             </w:r>
           </w:p>
         </w:tc>
@@ -5157,7 +5157,7 @@
               <w:rPr>
                 <w:b/>
               </w:rPr>
-              <w:t>801.30 cents (Trên kháng cự R2 + 1.5x ATR)</w:t>
+              <w:t>801.41 cents (Trên kháng cự R2 + 1.5x ATR)</w:t>
             </w:r>
           </w:p>
         </w:tc>
@@ -5366,7 +5366,7 @@
               <w:rPr>
                 <w:b/>
               </w:rPr>
-              <w:t>680.80 cents</w:t>
+              <w:t>680.73 cents</w:t>
             </w:r>
           </w:p>
         </w:tc>
@@ -5397,7 +5397,7 @@
               <w:rPr>
                 <w:b/>
               </w:rPr>
-              <w:t>705.00 cents (Đón sóng hồi trung hạn ~14.5 giá)</w:t>
+              <w:t>706.50 cents (Đón sóng hồi trung hạn ~14.5 giá)</w:t>
             </w:r>
           </w:p>
         </w:tc>
@@ -5528,7 +5528,7 @@
               <w:rPr>
                 <w:b/>
               </w:rPr>
-              <w:t>705.00 - 707.00 cents</w:t>
+              <w:t>706.50 - 708.50 cents</w:t>
             </w:r>
           </w:p>
         </w:tc>
@@ -5559,7 +5559,7 @@
               <w:rPr>
                 <w:b/>
               </w:rPr>
-              <w:t>709.20 cents</w:t>
+              <w:t>710.77 cents</w:t>
             </w:r>
           </w:p>
         </w:tc>
@@ -5721,7 +5721,7 @@
               <w:rPr>
                 <w:b/>
               </w:rPr>
-              <w:t>668.20 - 685.00 cents</w:t>
+              <w:t>667.91 - 685.00 cents</w:t>
             </w:r>
           </w:p>
         </w:tc>
@@ -8066,7 +8066,7 @@
             </w:pPr>
             <w:r/>
             <w:r>
-              <w:t>Net Sales (Tuần trước): 953,600 MT (09/03/2026)</w:t>
+              <w:t>Net Sales (Tuần trước): 1.03M MT (09/10/2026)</w:t>
             </w:r>
           </w:p>
         </w:tc>
@@ -8097,7 +8097,7 @@
               <w:rPr>
                 <w:b/>
               </w:rPr>
-              <w:t>Net Sales (Bán hàng): 1.03M MT (Kỳ 09/10/2026)</w:t>
+              <w:t>Net Sales (Bán hàng): 838,300 MT (Kỳ 09/17/2026)</w:t>
             </w:r>
           </w:p>
         </w:tc>
@@ -8153,7 +8153,7 @@
             </w:pPr>
             <w:r/>
             <w:r>
-              <w:t>28/09/2026 lúc 22:00 (VN)</w:t>
+              <w:t>Thứ 5 hàng tuần, 21:30 (VN)</w:t>
             </w:r>
           </w:p>
         </w:tc>
@@ -8181,7 +8181,7 @@
             </w:pPr>
             <w:r/>
             <w:r>
-              <w:t>N/A - Ngô niên vụ 2025/26 đạt 1,026.7 nghìn tấn, đưa lũy kế lên 2.459 triệu tấn, cao hơn 9.6% so với cùng kỳ năm ngoái.</w:t>
+              <w:t>N/A - Ngô niên vụ 2025/26 đạt 838.3 nghìn tấn, đưa lũy kế lên 4.359 triệu tấn, cao hơn 22.5% so với cùng kỳ năm ngoái.</w:t>
             </w:r>
           </w:p>
         </w:tc>
@@ -8270,7 +8270,7 @@
             </w:pPr>
             <w:r/>
             <w:r>
-              <w:t>Net Sales (Tuần trước): 194,200 MT (09/03/2026)</w:t>
+              <w:t>Net Sales (Tuần trước): 325,900 MT (09/10/2026)</w:t>
             </w:r>
           </w:p>
         </w:tc>
@@ -8301,7 +8301,7 @@
               <w:rPr>
                 <w:b/>
               </w:rPr>
-              <w:t>Net Sales (Bán hàng): 325,900 MT (Kỳ 09/10/2026)</w:t>
+              <w:t>Net Sales (Bán hàng): 267,600 MT (Kỳ 09/17/2026)</w:t>
             </w:r>
           </w:p>
         </w:tc>
@@ -8357,7 +8357,7 @@
             </w:pPr>
             <w:r/>
             <w:r>
-              <w:t>28/09/2026 lúc 22:00 (VN)</w:t>
+              <w:t>Thứ 5 hàng tuần, 21:30 (VN)</w:t>
             </w:r>
           </w:p>
         </w:tc>
@@ -8385,7 +8385,7 @@
             </w:pPr>
             <w:r/>
             <w:r>
-              <w:t>N/A - Lúa Mì niên vụ 2026/27 đạt 325.9 nghìn tấn, đưa lũy kế lên 5.903 triệu tấn, thấp hơn 22.6% so với cùng kỳ năm ngoái.</w:t>
+              <w:t>N/A - Lúa Mì niên vụ 2026/27 đạt 267.6 nghìn tấn, đưa lũy kế lên 6.288 triệu tấn, thấp hơn 26.2% so với cùng kỳ năm ngoái.</w:t>
             </w:r>
           </w:p>
         </w:tc>
@@ -11609,7 +11609,7 @@
         <w:t>Giá Chốt Phiên (Close):</w:t>
       </w:r>
       <w:r>
-        <w:t xml:space="preserve"> 526.50 cents | </w:t>
+        <w:t xml:space="preserve"> 529.75 cents | </w:t>
       </w:r>
       <w:r>
         <w:rPr>
@@ -11624,10 +11624,10 @@
         <w:rPr>
           <w:b/>
         </w:rPr>
-        <w:t>`527.68 cents`</w:t>
+        <w:t>`530.12 cents`</w:t>
       </w:r>
       <w:r>
-        <w:t xml:space="preserve"> (+1.18).</w:t>
+        <w:t xml:space="preserve"> (+0.37).</w:t>
       </w:r>
     </w:p>
     <w:p>
@@ -11648,7 +11648,7 @@
         <w:rPr>
           <w:b/>
         </w:rPr>
-        <w:t>`46,492`</w:t>
+        <w:t>`106,498`</w:t>
       </w:r>
       <w:r>
         <w:t xml:space="preserve"> (Chênh lệch: </w:t>
@@ -11657,7 +11657,7 @@
         <w:rPr>
           <w:b/>
         </w:rPr>
-        <w:t>`-154,990`</w:t>
+        <w:t>`-94,984`</w:t>
       </w:r>
       <w:r>
         <w:t xml:space="preserve">) | OI: </w:t>
@@ -11666,7 +11666,7 @@
         <w:rPr>
           <w:b/>
         </w:rPr>
-        <w:t>`931,531`</w:t>
+        <w:t>`931,504`</w:t>
       </w:r>
       <w:r>
         <w:t xml:space="preserve"> (Chênh lệch: </w:t>
@@ -11675,7 +11675,7 @@
         <w:rPr>
           <w:b/>
         </w:rPr>
-        <w:t>`+0`</w:t>
+        <w:t>`-27`</w:t>
       </w:r>
       <w:r>
         <w:t>)</w:t>
@@ -11699,7 +11699,7 @@
         <w:rPr>
           <w:b/>
         </w:rPr>
-        <w:t>`Không phát hiện mô hình nến đặc biệt`</w:t>
+        <w:t>`Bullish Engulfing (Nhấn chìm tăng trưởng)`</w:t>
       </w:r>
     </w:p>
     <w:p>
@@ -11719,9 +11719,9 @@
       <w:r>
         <w:rPr>
           <w:b/>
-          <w:color w:val="15803D"/>
+          <w:color w:val="B91C1C"/>
         </w:rPr>
-        <w:t>`Giảm suy yếu / Đáy ngắn hạn (Long Liquidation Decline)`</w:t>
+        <w:t>`Tăng yếu / Rủi ro đảo chiều (Short Covering Rally)`</w:t>
       </w:r>
     </w:p>
     <w:p>
@@ -11742,10 +11742,10 @@
         <w:rPr>
           <w:b/>
         </w:rPr>
-        <w:t>TÍCH LŨY TIÊU CỰC (Distribution):</w:t>
+        <w:t>TĂNG MẠNH MẼ (Strong Bullish Confirmation):</w:t>
       </w:r>
       <w:r>
-        <w:t xml:space="preserve"> Nến đi ngang nhưng dòng tiền rút dần (OI giảm), cảnh báo rủi ro suy sụt sắp tới.</w:t>
+        <w:t xml:space="preserve"> Mô hình nến tăng được củng cố bởi dòng tiền gia tăng tích cực, hỗ trợ lực mua lên bền vững.</w:t>
       </w:r>
     </w:p>
     <w:p>
@@ -11991,7 +11991,7 @@
               <w:rPr>
                 <w:b/>
               </w:rPr>
-              <w:t>100.09</w:t>
+              <w:t>100.95</w:t>
             </w:r>
           </w:p>
         </w:tc>
@@ -12022,7 +12022,7 @@
               <w:rPr>
                 <w:b/>
               </w:rPr>
-              <w:t>-2.90%</w:t>
+              <w:t>-2.07%</w:t>
             </w:r>
           </w:p>
         </w:tc>
@@ -12114,7 +12114,7 @@
               <w:rPr>
                 <w:b/>
               </w:rPr>
-              <w:t>101.27</w:t>
+              <w:t>101.28</w:t>
             </w:r>
           </w:p>
         </w:tc>
@@ -12145,7 +12145,7 @@
               <w:rPr>
                 <w:b/>
               </w:rPr>
-              <w:t>+0.17%</w:t>
+              <w:t>+0.18%</w:t>
             </w:r>
           </w:p>
         </w:tc>
@@ -12749,7 +12749,7 @@
         <w:t xml:space="preserve"> EMA_21 </w:t>
       </w:r>
       <w:r>
-        <w:t xml:space="preserve"> (529.62) &lt; </w:t>
+        <w:t xml:space="preserve"> (529.61) &lt; </w:t>
       </w:r>
       <w:r>
         <w:rPr>
@@ -12760,7 +12760,7 @@
         <w:t xml:space="preserve"> EMA_50 </w:t>
       </w:r>
       <w:r>
-        <w:t xml:space="preserve"> (531.65).</w:t>
+        <w:t xml:space="preserve"> (531.57).</w:t>
       </w:r>
     </w:p>
     <w:p>
@@ -12781,7 +12781,7 @@
         <w:rPr>
           <w:b/>
         </w:rPr>
-        <w:t>`29.37`</w:t>
+        <w:t>`48.46`</w:t>
       </w:r>
       <w:r>
         <w:t xml:space="preserve"> | ATR (14) = </w:t>
@@ -12790,7 +12790,7 @@
         <w:rPr>
           <w:b/>
         </w:rPr>
-        <w:t>`1.82`</w:t>
+        <w:t>`2.17`</w:t>
       </w:r>
       <w:r>
         <w:t xml:space="preserve"> cents | Volatility = </w:t>
@@ -12799,7 +12799,7 @@
         <w:rPr>
           <w:b/>
         </w:rPr>
-        <w:t>`2.75 cents`</w:t>
+        <w:t>`4.50 cents`</w:t>
       </w:r>
       <w:r>
         <w:t>.</w:t>
@@ -12823,7 +12823,7 @@
         <w:rPr>
           <w:b/>
         </w:rPr>
-        <w:t>`525.50`</w:t>
+        <w:t>`528.00`</w:t>
       </w:r>
       <w:r>
         <w:t xml:space="preserve"> | S2: </w:t>
@@ -12841,7 +12841,7 @@
         <w:rPr>
           <w:b/>
         </w:rPr>
-        <w:t>`529.00`</w:t>
+        <w:t>`531.75`</w:t>
       </w:r>
       <w:r>
         <w:t xml:space="preserve"> | R2: </w:t>
@@ -13584,7 +13584,7 @@
           <w:b/>
           <w:color w:val="15803D"/>
         </w:rPr>
-        <w:t>`525.50 - 529.62 cents (Canh mua vùng hỗ trợ)`</w:t>
+        <w:t>`528.00 - 529.61 cents (Canh mua vùng hỗ trợ)`</w:t>
       </w:r>
       <w:r>
         <w:t xml:space="preserve"> | SL: </w:t>
@@ -13593,7 +13593,7 @@
         <w:rPr>
           <w:b/>
         </w:rPr>
-        <w:t>`496.28 cents (Dưới cản S2 + 1.5x ATR)`</w:t>
+        <w:t>`495.74 cents (Dưới cản S2 + 1.5x ATR)`</w:t>
       </w:r>
       <w:r>
         <w:t xml:space="preserve"> | TP: </w:t>
@@ -13604,7 +13604,7 @@
           <w:color w:val="D97706"/>
           <w:sz w:val="19"/>
         </w:rPr>
-        <w:t xml:space="preserve"> 529.00 cents </w:t>
+        <w:t xml:space="preserve"> 531.75 cents </w:t>
       </w:r>
       <w:r>
         <w:t xml:space="preserve"> / </w:t>
@@ -13655,7 +13655,7 @@
         <w:rPr>
           <w:b/>
         </w:rPr>
-        <w:t>`524.00 - 525.50 cents`</w:t>
+        <w:t>`526.50 - 528.00 cents`</w:t>
       </w:r>
       <w:r>
         <w:t xml:space="preserve"> | SL: </w:t>
@@ -13664,7 +13664,7 @@
         <w:rPr>
           <w:b/>
         </w:rPr>
-        <w:t>`497.18 cents (Chống quét SL tuyệt đối)`</w:t>
+        <w:t>`496.83 cents (Chống quét SL tuyệt đối)`</w:t>
       </w:r>
       <w:r>
         <w:t xml:space="preserve"> | TP: </w:t>
@@ -13701,7 +13701,7 @@
         <w:rPr>
           <w:b/>
         </w:rPr>
-        <w:t>`529.00 - 530.50 cents`</w:t>
+        <w:t>`531.75 - 533.25 cents`</w:t>
       </w:r>
       <w:r>
         <w:t xml:space="preserve"> | SL: </w:t>
@@ -13710,7 +13710,7 @@
         <w:rPr>
           <w:b/>
         </w:rPr>
-        <w:t>`530.82 cents`</w:t>
+        <w:t>`533.92 cents`</w:t>
       </w:r>
       <w:r>
         <w:t xml:space="preserve"> | TP: </w:t>
@@ -13759,7 +13759,7 @@
         <w:rPr>
           <w:b/>
         </w:rPr>
-        <w:t>`491.74 - 499.00 cents`</w:t>
+        <w:t>`490.31 - 499.00 cents`</w:t>
       </w:r>
     </w:p>
     <w:p>
@@ -14166,7 +14166,7 @@
             </w:pPr>
             <w:r/>
             <w:r>
-              <w:t>526.50</w:t>
+              <w:t>529.75</w:t>
             </w:r>
           </w:p>
         </w:tc>
@@ -14194,7 +14194,7 @@
             </w:pPr>
             <w:r/>
             <w:r>
-              <w:t>530.25</w:t>
+              <w:t>533.50</w:t>
             </w:r>
           </w:p>
         </w:tc>
@@ -14222,7 +14222,7 @@
             </w:pPr>
             <w:r/>
             <w:r>
-              <w:t>523.25</w:t>
+              <w:t>526.50</w:t>
             </w:r>
           </w:p>
         </w:tc>
@@ -14253,7 +14253,7 @@
               <w:rPr>
                 <w:b/>
               </w:rPr>
-              <w:t>526.75</w:t>
+              <w:t>530.00</w:t>
             </w:r>
           </w:p>
         </w:tc>
@@ -14401,7 +14401,7 @@
             </w:pPr>
             <w:r/>
             <w:r>
-              <w:t>526.75</w:t>
+              <w:t>530.00</w:t>
             </w:r>
           </w:p>
         </w:tc>
@@ -14429,7 +14429,7 @@
             </w:pPr>
             <w:r/>
             <w:r>
-              <w:t>529.50</w:t>
+              <w:t>532.75</w:t>
             </w:r>
           </w:p>
         </w:tc>
@@ -14457,7 +14457,7 @@
             </w:pPr>
             <w:r/>
             <w:r>
-              <w:t>523.00</w:t>
+              <w:t>526.25</w:t>
             </w:r>
           </w:p>
         </w:tc>
@@ -14488,7 +14488,7 @@
               <w:rPr>
                 <w:b/>
               </w:rPr>
-              <w:t>526.25</w:t>
+              <w:t>529.50</w:t>
             </w:r>
           </w:p>
         </w:tc>
@@ -14636,7 +14636,7 @@
             </w:pPr>
             <w:r/>
             <w:r>
-              <w:t>526.25</w:t>
+              <w:t>529.50</w:t>
             </w:r>
           </w:p>
         </w:tc>
@@ -14664,7 +14664,7 @@
             </w:pPr>
             <w:r/>
             <w:r>
-              <w:t>529.25</w:t>
+              <w:t>532.50</w:t>
             </w:r>
           </w:p>
         </w:tc>
@@ -14692,7 +14692,7 @@
             </w:pPr>
             <w:r/>
             <w:r>
-              <w:t>522.25</w:t>
+              <w:t>525.50</w:t>
             </w:r>
           </w:p>
         </w:tc>
@@ -14723,7 +14723,7 @@
               <w:rPr>
                 <w:b/>
               </w:rPr>
-              <w:t>527.00</w:t>
+              <w:t>530.25</w:t>
             </w:r>
           </w:p>
         </w:tc>
@@ -14871,7 +14871,7 @@
             </w:pPr>
             <w:r/>
             <w:r>
-              <w:t>527.00</w:t>
+              <w:t>530.25</w:t>
             </w:r>
           </w:p>
         </w:tc>
@@ -14899,7 +14899,7 @@
             </w:pPr>
             <w:r/>
             <w:r>
-              <w:t>531.50</w:t>
+              <w:t>534.75</w:t>
             </w:r>
           </w:p>
         </w:tc>
@@ -14927,7 +14927,7 @@
             </w:pPr>
             <w:r/>
             <w:r>
-              <w:t>522.00</w:t>
+              <w:t>525.25</w:t>
             </w:r>
           </w:p>
         </w:tc>
@@ -14958,7 +14958,7 @@
               <w:rPr>
                 <w:b/>
               </w:rPr>
-              <w:t>527.75</w:t>
+              <w:t>531.00</w:t>
             </w:r>
           </w:p>
         </w:tc>
@@ -15106,7 +15106,7 @@
             </w:pPr>
             <w:r/>
             <w:r>
-              <w:t>527.75</w:t>
+              <w:t>531.00</w:t>
             </w:r>
           </w:p>
         </w:tc>
@@ -15134,7 +15134,7 @@
             </w:pPr>
             <w:r/>
             <w:r>
-              <w:t>533.25</w:t>
+              <w:t>536.50</w:t>
             </w:r>
           </w:p>
         </w:tc>
@@ -15162,7 +15162,7 @@
             </w:pPr>
             <w:r/>
             <w:r>
-              <w:t>521.50</w:t>
+              <w:t>524.75</w:t>
             </w:r>
           </w:p>
         </w:tc>
@@ -15193,7 +15193,7 @@
               <w:rPr>
                 <w:b/>
               </w:rPr>
-              <w:t>530.00</w:t>
+              <w:t>533.25</w:t>
             </w:r>
           </w:p>
         </w:tc>
@@ -15341,7 +15341,7 @@
             </w:pPr>
             <w:r/>
             <w:r>
-              <w:t>530.00</w:t>
+              <w:t>533.25</w:t>
             </w:r>
           </w:p>
         </w:tc>
@@ -15369,7 +15369,7 @@
             </w:pPr>
             <w:r/>
             <w:r>
-              <w:t>533.00</w:t>
+              <w:t>536.25</w:t>
             </w:r>
           </w:p>
         </w:tc>
@@ -15397,7 +15397,7 @@
             </w:pPr>
             <w:r/>
             <w:r>
-              <w:t>525.75</w:t>
+              <w:t>529.00</w:t>
             </w:r>
           </w:p>
         </w:tc>
@@ -15428,7 +15428,7 @@
               <w:rPr>
                 <w:b/>
               </w:rPr>
-              <w:t>530.25</w:t>
+              <w:t>533.50</w:t>
             </w:r>
           </w:p>
         </w:tc>
@@ -15576,7 +15576,7 @@
             </w:pPr>
             <w:r/>
             <w:r>
-              <w:t>530.25</w:t>
+              <w:t>533.50</w:t>
             </w:r>
           </w:p>
         </w:tc>
@@ -15604,7 +15604,7 @@
             </w:pPr>
             <w:r/>
             <w:r>
-              <w:t>533.50</w:t>
+              <w:t>536.75</w:t>
             </w:r>
           </w:p>
         </w:tc>
@@ -15632,7 +15632,7 @@
             </w:pPr>
             <w:r/>
             <w:r>
-              <w:t>523.75</w:t>
+              <w:t>527.00</w:t>
             </w:r>
           </w:p>
         </w:tc>
@@ -15663,7 +15663,7 @@
               <w:rPr>
                 <w:b/>
               </w:rPr>
-              <w:t>531.00</w:t>
+              <w:t>534.25</w:t>
             </w:r>
           </w:p>
         </w:tc>
@@ -15811,7 +15811,7 @@
             </w:pPr>
             <w:r/>
             <w:r>
-              <w:t>531.00</w:t>
+              <w:t>534.25</w:t>
             </w:r>
           </w:p>
         </w:tc>
@@ -15839,7 +15839,7 @@
             </w:pPr>
             <w:r/>
             <w:r>
-              <w:t>534.00</w:t>
+              <w:t>537.25</w:t>
             </w:r>
           </w:p>
         </w:tc>
@@ -15867,7 +15867,7 @@
             </w:pPr>
             <w:r/>
             <w:r>
-              <w:t>526.50</w:t>
+              <w:t>529.75</w:t>
             </w:r>
           </w:p>
         </w:tc>
@@ -15898,7 +15898,7 @@
               <w:rPr>
                 <w:b/>
               </w:rPr>
-              <w:t>530.50</w:t>
+              <w:t>533.75</w:t>
             </w:r>
           </w:p>
         </w:tc>
@@ -16046,7 +16046,7 @@
             </w:pPr>
             <w:r/>
             <w:r>
-              <w:t>530.50</w:t>
+              <w:t>533.75</w:t>
             </w:r>
           </w:p>
         </w:tc>
@@ -16074,7 +16074,7 @@
             </w:pPr>
             <w:r/>
             <w:r>
-              <w:t>534.50</w:t>
+              <w:t>537.75</w:t>
             </w:r>
           </w:p>
         </w:tc>
@@ -16102,7 +16102,7 @@
             </w:pPr>
             <w:r/>
             <w:r>
-              <w:t>524.75</w:t>
+              <w:t>528.00</w:t>
             </w:r>
           </w:p>
         </w:tc>
@@ -16133,7 +16133,7 @@
               <w:rPr>
                 <w:b/>
               </w:rPr>
-              <w:t>531.00</w:t>
+              <w:t>534.25</w:t>
             </w:r>
           </w:p>
         </w:tc>
@@ -16281,7 +16281,7 @@
             </w:pPr>
             <w:r/>
             <w:r>
-              <w:t>531.00</w:t>
+              <w:t>534.25</w:t>
             </w:r>
           </w:p>
         </w:tc>
@@ -16309,7 +16309,7 @@
             </w:pPr>
             <w:r/>
             <w:r>
-              <w:t>533.50</w:t>
+              <w:t>536.75</w:t>
             </w:r>
           </w:p>
         </w:tc>
@@ -16337,7 +16337,7 @@
             </w:pPr>
             <w:r/>
             <w:r>
-              <w:t>527.75</w:t>
+              <w:t>531.00</w:t>
             </w:r>
           </w:p>
         </w:tc>
@@ -16368,7 +16368,7 @@
               <w:rPr>
                 <w:b/>
               </w:rPr>
-              <w:t>531.50</w:t>
+              <w:t>534.75</w:t>
             </w:r>
           </w:p>
         </w:tc>
@@ -16516,7 +16516,7 @@
             </w:pPr>
             <w:r/>
             <w:r>
-              <w:t>531.50</w:t>
+              <w:t>534.75</w:t>
             </w:r>
           </w:p>
         </w:tc>
@@ -16544,7 +16544,7 @@
             </w:pPr>
             <w:r/>
             <w:r>
-              <w:t>535.00</w:t>
+              <w:t>538.25</w:t>
             </w:r>
           </w:p>
         </w:tc>
@@ -16572,7 +16572,7 @@
             </w:pPr>
             <w:r/>
             <w:r>
-              <w:t>525.50</w:t>
+              <w:t>528.75</w:t>
             </w:r>
           </w:p>
         </w:tc>
@@ -16603,7 +16603,7 @@
               <w:rPr>
                 <w:b/>
               </w:rPr>
-              <w:t>532.50</w:t>
+              <w:t>535.75</w:t>
             </w:r>
           </w:p>
         </w:tc>
@@ -16751,7 +16751,7 @@
             </w:pPr>
             <w:r/>
             <w:r>
-              <w:t>532.50</w:t>
+              <w:t>535.75</w:t>
             </w:r>
           </w:p>
         </w:tc>
@@ -16779,7 +16779,7 @@
             </w:pPr>
             <w:r/>
             <w:r>
-              <w:t>535.25</w:t>
+              <w:t>538.50</w:t>
             </w:r>
           </w:p>
         </w:tc>
@@ -16807,7 +16807,7 @@
             </w:pPr>
             <w:r/>
             <w:r>
-              <w:t>530.00</w:t>
+              <w:t>533.25</w:t>
             </w:r>
           </w:p>
         </w:tc>
@@ -16838,7 +16838,7 @@
               <w:rPr>
                 <w:b/>
               </w:rPr>
-              <w:t>532.50</w:t>
+              <w:t>535.75</w:t>
             </w:r>
           </w:p>
         </w:tc>
@@ -16986,7 +16986,7 @@
             </w:pPr>
             <w:r/>
             <w:r>
-              <w:t>532.50</w:t>
+              <w:t>535.75</w:t>
             </w:r>
           </w:p>
         </w:tc>
@@ -17014,7 +17014,7 @@
             </w:pPr>
             <w:r/>
             <w:r>
-              <w:t>535.25</w:t>
+              <w:t>538.50</w:t>
             </w:r>
           </w:p>
         </w:tc>
@@ -17042,7 +17042,7 @@
             </w:pPr>
             <w:r/>
             <w:r>
-              <w:t>530.00</w:t>
+              <w:t>533.25</w:t>
             </w:r>
           </w:p>
         </w:tc>
@@ -17073,7 +17073,7 @@
               <w:rPr>
                 <w:b/>
               </w:rPr>
-              <w:t>532.00</w:t>
+              <w:t>535.25</w:t>
             </w:r>
           </w:p>
         </w:tc>
@@ -17221,7 +17221,7 @@
             </w:pPr>
             <w:r/>
             <w:r>
-              <w:t>532.00</w:t>
+              <w:t>535.25</w:t>
             </w:r>
           </w:p>
         </w:tc>
@@ -17249,7 +17249,7 @@
             </w:pPr>
             <w:r/>
             <w:r>
-              <w:t>535.00</w:t>
+              <w:t>538.25</w:t>
             </w:r>
           </w:p>
         </w:tc>
@@ -17277,7 +17277,7 @@
             </w:pPr>
             <w:r/>
             <w:r>
-              <w:t>528.75</w:t>
+              <w:t>532.00</w:t>
             </w:r>
           </w:p>
         </w:tc>
@@ -17308,7 +17308,7 @@
               <w:rPr>
                 <w:b/>
               </w:rPr>
-              <w:t>531.75</w:t>
+              <w:t>535.00</w:t>
             </w:r>
           </w:p>
         </w:tc>
@@ -17456,7 +17456,7 @@
             </w:pPr>
             <w:r/>
             <w:r>
-              <w:t>531.75</w:t>
+              <w:t>535.00</w:t>
             </w:r>
           </w:p>
         </w:tc>
@@ -17484,7 +17484,7 @@
             </w:pPr>
             <w:r/>
             <w:r>
-              <w:t>535.75</w:t>
+              <w:t>539.00</w:t>
             </w:r>
           </w:p>
         </w:tc>
@@ -17512,7 +17512,7 @@
             </w:pPr>
             <w:r/>
             <w:r>
-              <w:t>526.50</w:t>
+              <w:t>529.75</w:t>
             </w:r>
           </w:p>
         </w:tc>
@@ -17543,7 +17543,7 @@
               <w:rPr>
                 <w:b/>
               </w:rPr>
-              <w:t>532.25</w:t>
+              <w:t>535.50</w:t>
             </w:r>
           </w:p>
         </w:tc>
@@ -17691,7 +17691,7 @@
             </w:pPr>
             <w:r/>
             <w:r>
-              <w:t>532.25</w:t>
+              <w:t>535.50</w:t>
             </w:r>
           </w:p>
         </w:tc>
@@ -17719,7 +17719,7 @@
             </w:pPr>
             <w:r/>
             <w:r>
-              <w:t>537.00</w:t>
+              <w:t>540.25</w:t>
             </w:r>
           </w:p>
         </w:tc>
@@ -17747,7 +17747,7 @@
             </w:pPr>
             <w:r/>
             <w:r>
-              <w:t>525.25</w:t>
+              <w:t>528.50</w:t>
             </w:r>
           </w:p>
         </w:tc>
@@ -17778,7 +17778,7 @@
               <w:rPr>
                 <w:b/>
               </w:rPr>
-              <w:t>534.25</w:t>
+              <w:t>537.50</w:t>
             </w:r>
           </w:p>
         </w:tc>
@@ -17926,7 +17926,7 @@
             </w:pPr>
             <w:r/>
             <w:r>
-              <w:t>534.25</w:t>
+              <w:t>537.50</w:t>
             </w:r>
           </w:p>
         </w:tc>
@@ -17954,7 +17954,7 @@
             </w:pPr>
             <w:r/>
             <w:r>
-              <w:t>542.25</w:t>
+              <w:t>545.50</w:t>
             </w:r>
           </w:p>
         </w:tc>
@@ -17982,7 +17982,7 @@
             </w:pPr>
             <w:r/>
             <w:r>
-              <w:t>527.25</w:t>
+              <w:t>530.50</w:t>
             </w:r>
           </w:p>
         </w:tc>
@@ -18013,7 +18013,7 @@
               <w:rPr>
                 <w:b/>
               </w:rPr>
-              <w:t>535.75</w:t>
+              <w:t>539.00</w:t>
             </w:r>
           </w:p>
         </w:tc>
@@ -18161,7 +18161,7 @@
             </w:pPr>
             <w:r/>
             <w:r>
-              <w:t>535.75</w:t>
+              <w:t>539.00</w:t>
             </w:r>
           </w:p>
         </w:tc>
@@ -18189,7 +18189,7 @@
             </w:pPr>
             <w:r/>
             <w:r>
-              <w:t>540.25</w:t>
+              <w:t>543.50</w:t>
             </w:r>
           </w:p>
         </w:tc>
@@ -18217,7 +18217,7 @@
             </w:pPr>
             <w:r/>
             <w:r>
-              <w:t>531.50</w:t>
+              <w:t>534.75</w:t>
             </w:r>
           </w:p>
         </w:tc>
@@ -18248,7 +18248,7 @@
               <w:rPr>
                 <w:b/>
               </w:rPr>
-              <w:t>535.25</w:t>
+              <w:t>538.50</w:t>
             </w:r>
           </w:p>
         </w:tc>
@@ -18396,7 +18396,7 @@
             </w:pPr>
             <w:r/>
             <w:r>
-              <w:t>535.25</w:t>
+              <w:t>538.50</w:t>
             </w:r>
           </w:p>
         </w:tc>
@@ -18424,7 +18424,7 @@
             </w:pPr>
             <w:r/>
             <w:r>
-              <w:t>537.50</w:t>
+              <w:t>540.75</w:t>
             </w:r>
           </w:p>
         </w:tc>
@@ -18452,7 +18452,7 @@
             </w:pPr>
             <w:r/>
             <w:r>
-              <w:t>532.50</w:t>
+              <w:t>535.75</w:t>
             </w:r>
           </w:p>
         </w:tc>
@@ -18483,7 +18483,7 @@
               <w:rPr>
                 <w:b/>
               </w:rPr>
-              <w:t>535.00</w:t>
+              <w:t>538.25</w:t>
             </w:r>
           </w:p>
         </w:tc>
@@ -18631,7 +18631,7 @@
             </w:pPr>
             <w:r/>
             <w:r>
-              <w:t>535.00</w:t>
+              <w:t>538.25</w:t>
             </w:r>
           </w:p>
         </w:tc>
@@ -18659,7 +18659,7 @@
             </w:pPr>
             <w:r/>
             <w:r>
-              <w:t>537.00</w:t>
+              <w:t>540.25</w:t>
             </w:r>
           </w:p>
         </w:tc>
@@ -18687,7 +18687,7 @@
             </w:pPr>
             <w:r/>
             <w:r>
-              <w:t>530.50</w:t>
+              <w:t>533.75</w:t>
             </w:r>
           </w:p>
         </w:tc>
@@ -18718,7 +18718,7 @@
               <w:rPr>
                 <w:b/>
               </w:rPr>
-              <w:t>535.25</w:t>
+              <w:t>538.50</w:t>
             </w:r>
           </w:p>
         </w:tc>
@@ -18866,7 +18866,7 @@
             </w:pPr>
             <w:r/>
             <w:r>
-              <w:t>535.25</w:t>
+              <w:t>538.50</w:t>
             </w:r>
           </w:p>
         </w:tc>
@@ -18894,7 +18894,7 @@
             </w:pPr>
             <w:r/>
             <w:r>
-              <w:t>539.00</w:t>
+              <w:t>542.25</w:t>
             </w:r>
           </w:p>
         </w:tc>
@@ -18922,7 +18922,7 @@
             </w:pPr>
             <w:r/>
             <w:r>
-              <w:t>532.50</w:t>
+              <w:t>535.75</w:t>
             </w:r>
           </w:p>
         </w:tc>
@@ -18953,7 +18953,7 @@
               <w:rPr>
                 <w:b/>
               </w:rPr>
-              <w:t>535.75</w:t>
+              <w:t>539.00</w:t>
             </w:r>
           </w:p>
         </w:tc>
@@ -19101,7 +19101,7 @@
             </w:pPr>
             <w:r/>
             <w:r>
-              <w:t>535.75</w:t>
+              <w:t>539.00</w:t>
             </w:r>
           </w:p>
         </w:tc>
@@ -19129,7 +19129,7 @@
             </w:pPr>
             <w:r/>
             <w:r>
-              <w:t>538.75</w:t>
+              <w:t>542.00</w:t>
             </w:r>
           </w:p>
         </w:tc>
@@ -19157,7 +19157,7 @@
             </w:pPr>
             <w:r/>
             <w:r>
-              <w:t>531.25</w:t>
+              <w:t>534.50</w:t>
             </w:r>
           </w:p>
         </w:tc>
@@ -19188,7 +19188,7 @@
               <w:rPr>
                 <w:b/>
               </w:rPr>
-              <w:t>536.00</w:t>
+              <w:t>539.25</w:t>
             </w:r>
           </w:p>
         </w:tc>
@@ -19336,7 +19336,7 @@
             </w:pPr>
             <w:r/>
             <w:r>
-              <w:t>536.00</w:t>
+              <w:t>539.25</w:t>
             </w:r>
           </w:p>
         </w:tc>
@@ -19364,7 +19364,7 @@
             </w:pPr>
             <w:r/>
             <w:r>
-              <w:t>540.25</w:t>
+              <w:t>543.50</w:t>
             </w:r>
           </w:p>
         </w:tc>
@@ -19392,7 +19392,7 @@
             </w:pPr>
             <w:r/>
             <w:r>
-              <w:t>532.75</w:t>
+              <w:t>536.00</w:t>
             </w:r>
           </w:p>
         </w:tc>
@@ -19423,7 +19423,7 @@
               <w:rPr>
                 <w:b/>
               </w:rPr>
-              <w:t>536.75</w:t>
+              <w:t>540.00</w:t>
             </w:r>
           </w:p>
         </w:tc>
@@ -19571,7 +19571,7 @@
             </w:pPr>
             <w:r/>
             <w:r>
-              <w:t>536.75</w:t>
+              <w:t>540.00</w:t>
             </w:r>
           </w:p>
         </w:tc>
@@ -19599,7 +19599,7 @@
             </w:pPr>
             <w:r/>
             <w:r>
-              <w:t>540.25</w:t>
+              <w:t>543.50</w:t>
             </w:r>
           </w:p>
         </w:tc>
@@ -19627,7 +19627,7 @@
             </w:pPr>
             <w:r/>
             <w:r>
-              <w:t>534.50</w:t>
+              <w:t>537.75</w:t>
             </w:r>
           </w:p>
         </w:tc>
@@ -19658,7 +19658,7 @@
               <w:rPr>
                 <w:b/>
               </w:rPr>
-              <w:t>536.75</w:t>
+              <w:t>540.00</w:t>
             </w:r>
           </w:p>
         </w:tc>
@@ -19806,7 +19806,7 @@
             </w:pPr>
             <w:r/>
             <w:r>
-              <w:t>536.75</w:t>
+              <w:t>540.00</w:t>
             </w:r>
           </w:p>
         </w:tc>
@@ -19834,7 +19834,7 @@
             </w:pPr>
             <w:r/>
             <w:r>
-              <w:t>540.50</w:t>
+              <w:t>543.75</w:t>
             </w:r>
           </w:p>
         </w:tc>
@@ -19862,7 +19862,7 @@
             </w:pPr>
             <w:r/>
             <w:r>
-              <w:t>533.25</w:t>
+              <w:t>536.50</w:t>
             </w:r>
           </w:p>
         </w:tc>
@@ -19893,7 +19893,7 @@
               <w:rPr>
                 <w:b/>
               </w:rPr>
-              <w:t>536.50</w:t>
+              <w:t>539.75</w:t>
             </w:r>
           </w:p>
         </w:tc>
@@ -20041,7 +20041,7 @@
             </w:pPr>
             <w:r/>
             <w:r>
-              <w:t>536.50</w:t>
+              <w:t>539.75</w:t>
             </w:r>
           </w:p>
         </w:tc>
@@ -20069,7 +20069,7 @@
             </w:pPr>
             <w:r/>
             <w:r>
-              <w:t>540.00</w:t>
+              <w:t>543.25</w:t>
             </w:r>
           </w:p>
         </w:tc>
@@ -20097,7 +20097,7 @@
             </w:pPr>
             <w:r/>
             <w:r>
-              <w:t>533.25</w:t>
+              <w:t>536.50</w:t>
             </w:r>
           </w:p>
         </w:tc>
@@ -20128,7 +20128,7 @@
               <w:rPr>
                 <w:b/>
               </w:rPr>
-              <w:t>536.25</w:t>
+              <w:t>539.50</w:t>
             </w:r>
           </w:p>
         </w:tc>
@@ -20276,7 +20276,7 @@
             </w:pPr>
             <w:r/>
             <w:r>
-              <w:t>536.25</w:t>
+              <w:t>539.50</w:t>
             </w:r>
           </w:p>
         </w:tc>
@@ -20304,7 +20304,7 @@
             </w:pPr>
             <w:r/>
             <w:r>
-              <w:t>539.25</w:t>
+              <w:t>542.50</w:t>
             </w:r>
           </w:p>
         </w:tc>
@@ -20332,7 +20332,7 @@
             </w:pPr>
             <w:r/>
             <w:r>
-              <w:t>533.50</w:t>
+              <w:t>536.75</w:t>
             </w:r>
           </w:p>
         </w:tc>
@@ -20363,7 +20363,7 @@
               <w:rPr>
                 <w:b/>
               </w:rPr>
-              <w:t>536.50</w:t>
+              <w:t>539.75</w:t>
             </w:r>
           </w:p>
         </w:tc>
@@ -20511,7 +20511,7 @@
             </w:pPr>
             <w:r/>
             <w:r>
-              <w:t>536.50</w:t>
+              <w:t>539.75</w:t>
             </w:r>
           </w:p>
         </w:tc>
@@ -20539,7 +20539,7 @@
             </w:pPr>
             <w:r/>
             <w:r>
-              <w:t>539.50</w:t>
+              <w:t>542.75</w:t>
             </w:r>
           </w:p>
         </w:tc>
@@ -20567,7 +20567,7 @@
             </w:pPr>
             <w:r/>
             <w:r>
-              <w:t>533.75</w:t>
+              <w:t>537.00</w:t>
             </w:r>
           </w:p>
         </w:tc>
@@ -20598,7 +20598,7 @@
               <w:rPr>
                 <w:b/>
               </w:rPr>
-              <w:t>536.50</w:t>
+              <w:t>539.75</w:t>
             </w:r>
           </w:p>
         </w:tc>
@@ -20746,7 +20746,7 @@
             </w:pPr>
             <w:r/>
             <w:r>
-              <w:t>536.50</w:t>
+              <w:t>539.75</w:t>
             </w:r>
           </w:p>
         </w:tc>
@@ -20774,7 +20774,7 @@
             </w:pPr>
             <w:r/>
             <w:r>
-              <w:t>540.50</w:t>
+              <w:t>543.75</w:t>
             </w:r>
           </w:p>
         </w:tc>
@@ -20802,7 +20802,7 @@
             </w:pPr>
             <w:r/>
             <w:r>
-              <w:t>533.00</w:t>
+              <w:t>536.25</w:t>
             </w:r>
           </w:p>
         </w:tc>
@@ -20833,7 +20833,7 @@
               <w:rPr>
                 <w:b/>
               </w:rPr>
-              <w:t>537.00</w:t>
+              <w:t>540.25</w:t>
             </w:r>
           </w:p>
         </w:tc>
@@ -20981,7 +20981,7 @@
             </w:pPr>
             <w:r/>
             <w:r>
-              <w:t>537.00</w:t>
+              <w:t>540.25</w:t>
             </w:r>
           </w:p>
         </w:tc>
@@ -21009,7 +21009,7 @@
             </w:pPr>
             <w:r/>
             <w:r>
-              <w:t>541.00</w:t>
+              <w:t>544.25</w:t>
             </w:r>
           </w:p>
         </w:tc>
@@ -21037,7 +21037,7 @@
             </w:pPr>
             <w:r/>
             <w:r>
-              <w:t>535.25</w:t>
+              <w:t>538.50</w:t>
             </w:r>
           </w:p>
         </w:tc>
@@ -21068,7 +21068,7 @@
               <w:rPr>
                 <w:b/>
               </w:rPr>
-              <w:t>536.75</w:t>
+              <w:t>540.00</w:t>
             </w:r>
           </w:p>
         </w:tc>
@@ -21791,7 +21791,7 @@
         <w:t>Giá Chốt Phiên (Close):</w:t>
       </w:r>
       <w:r>
-        <w:t xml:space="preserve"> 701.50 cents | </w:t>
+        <w:t xml:space="preserve"> 704.00 cents | </w:t>
       </w:r>
       <w:r>
         <w:rPr>
@@ -21806,10 +21806,10 @@
         <w:rPr>
           <w:b/>
         </w:rPr>
-        <w:t>`702.27 cents`</w:t>
+        <w:t>`704.78 cents`</w:t>
       </w:r>
       <w:r>
-        <w:t xml:space="preserve"> (+0.77).</w:t>
+        <w:t xml:space="preserve"> (+0.78).</w:t>
       </w:r>
     </w:p>
     <w:p>
@@ -21830,7 +21830,7 @@
         <w:rPr>
           <w:b/>
         </w:rPr>
-        <w:t>`21,832`</w:t>
+        <w:t>`29,582`</w:t>
       </w:r>
       <w:r>
         <w:t xml:space="preserve"> (Chênh lệch: </w:t>
@@ -21839,7 +21839,7 @@
         <w:rPr>
           <w:b/>
         </w:rPr>
-        <w:t>`-21,713`</w:t>
+        <w:t>`-13,963`</w:t>
       </w:r>
       <w:r>
         <w:t xml:space="preserve">) | OI: </w:t>
@@ -21848,7 +21848,7 @@
         <w:rPr>
           <w:b/>
         </w:rPr>
-        <w:t>`254,832`</w:t>
+        <w:t>`254,822`</w:t>
       </w:r>
       <w:r>
         <w:t xml:space="preserve"> (Chênh lệch: </w:t>
@@ -21857,7 +21857,7 @@
         <w:rPr>
           <w:b/>
         </w:rPr>
-        <w:t>`+0`</w:t>
+        <w:t>`-10`</w:t>
       </w:r>
       <w:r>
         <w:t>)</w:t>
@@ -21881,7 +21881,7 @@
         <w:rPr>
           <w:b/>
         </w:rPr>
-        <w:t>`Không phát hiện mô hình nến đặc biệt`</w:t>
+        <w:t>`Bullish Engulfing (Nhấn chìm tăng trưởng)`</w:t>
       </w:r>
     </w:p>
     <w:p>
@@ -21918,16 +21918,16 @@
         <w:t>Đánh giá xu hướng kết hợp:</w:t>
       </w:r>
       <w:r>
-        <w:t xml:space="preserve"> </w:t>
+        <w:t xml:space="preserve"> ️ </w:t>
       </w:r>
       <w:r>
         <w:rPr>
           <w:b/>
         </w:rPr>
-        <w:t>TÍCH LŨY TIÊU CỰC (Distribution):</w:t>
+        <w:t>HỒI KỸ THUẬT YẾU (Weak Bullish Retest):</w:t>
       </w:r>
       <w:r>
-        <w:t xml:space="preserve"> Nến đi ngang nhưng dòng tiền rút dần (OI giảm), cảnh báo rủi ro suy sụt sắp tới.</w:t>
+        <w:t xml:space="preserve"> Xuất hiện nến tăng nhưng dòng tiền/thanh khoản yếu. Cần quan sát thêm lực cầu.</w:t>
       </w:r>
     </w:p>
     <w:p>
@@ -22173,7 +22173,7 @@
               <w:rPr>
                 <w:b/>
               </w:rPr>
-              <w:t>100.09</w:t>
+              <w:t>100.95</w:t>
             </w:r>
           </w:p>
         </w:tc>
@@ -22204,7 +22204,7 @@
               <w:rPr>
                 <w:b/>
               </w:rPr>
-              <w:t>-2.90%</w:t>
+              <w:t>-2.07%</w:t>
             </w:r>
           </w:p>
         </w:tc>
@@ -22296,7 +22296,7 @@
               <w:rPr>
                 <w:b/>
               </w:rPr>
-              <w:t>101.27</w:t>
+              <w:t>101.28</w:t>
             </w:r>
           </w:p>
         </w:tc>
@@ -22327,7 +22327,7 @@
               <w:rPr>
                 <w:b/>
               </w:rPr>
-              <w:t>+0.17%</w:t>
+              <w:t>+0.18%</w:t>
             </w:r>
           </w:p>
         </w:tc>
@@ -22931,7 +22931,7 @@
         <w:t xml:space="preserve"> EMA_21 </w:t>
       </w:r>
       <w:r>
-        <w:t xml:space="preserve"> (707.41) &lt; </w:t>
+        <w:t xml:space="preserve"> (707.08) &lt; </w:t>
       </w:r>
       <w:r>
         <w:rPr>
@@ -22942,7 +22942,7 @@
         <w:t xml:space="preserve"> EMA_50 </w:t>
       </w:r>
       <w:r>
-        <w:t xml:space="preserve"> (711.44).</w:t>
+        <w:t xml:space="preserve"> (711.14).</w:t>
       </w:r>
     </w:p>
     <w:p>
@@ -22963,7 +22963,7 @@
         <w:rPr>
           <w:b/>
         </w:rPr>
-        <w:t>`35.32`</w:t>
+        <w:t>`41.84`</w:t>
       </w:r>
       <w:r>
         <w:t xml:space="preserve"> | ATR (14) = </w:t>
@@ -22972,7 +22972,7 @@
         <w:rPr>
           <w:b/>
         </w:rPr>
-        <w:t>`4.20`</w:t>
+        <w:t>`4.27`</w:t>
       </w:r>
       <w:r>
         <w:t xml:space="preserve"> cents | Volatility = </w:t>
@@ -22981,7 +22981,7 @@
         <w:rPr>
           <w:b/>
         </w:rPr>
-        <w:t>`5.50 cents`</w:t>
+        <w:t>`4.75 cents`</w:t>
       </w:r>
       <w:r>
         <w:t>.</w:t>
@@ -23023,7 +23023,7 @@
         <w:rPr>
           <w:b/>
         </w:rPr>
-        <w:t>`705.00`</w:t>
+        <w:t>`706.50`</w:t>
       </w:r>
       <w:r>
         <w:t xml:space="preserve"> | R2: </w:t>
@@ -23756,7 +23756,7 @@
           <w:b/>
           <w:color w:val="B91C1C"/>
         </w:rPr>
-        <w:t>`707.41 - 711.44 cents (Canh bán hồi kỹ thuật H1)`</w:t>
+        <w:t>`707.08 - 711.14 cents (Canh bán hồi kỹ thuật H1)`</w:t>
       </w:r>
       <w:r>
         <w:t xml:space="preserve"> | SL: </w:t>
@@ -23765,7 +23765,7 @@
         <w:rPr>
           <w:b/>
         </w:rPr>
-        <w:t>`801.30 cents (Trên kháng cự R2 + 1.5x ATR)`</w:t>
+        <w:t>`801.41 cents (Trên kháng cự R2 + 1.5x ATR)`</w:t>
       </w:r>
       <w:r>
         <w:t xml:space="preserve"> | TP: </w:t>
@@ -23836,7 +23836,7 @@
         <w:rPr>
           <w:b/>
         </w:rPr>
-        <w:t>`680.80 cents`</w:t>
+        <w:t>`680.73 cents`</w:t>
       </w:r>
       <w:r>
         <w:t xml:space="preserve"> | TP: </w:t>
@@ -23845,7 +23845,7 @@
         <w:rPr>
           <w:b/>
         </w:rPr>
-        <w:t>`705.00 cents (Đón sóng hồi trung hạn ~14.5 giá)`</w:t>
+        <w:t>`706.50 cents (Đón sóng hồi trung hạn ~14.5 giá)`</w:t>
       </w:r>
       <w:r>
         <w:t>.</w:t>
@@ -23873,7 +23873,7 @@
         <w:rPr>
           <w:b/>
         </w:rPr>
-        <w:t>`705.00 - 707.00 cents`</w:t>
+        <w:t>`706.50 - 708.50 cents`</w:t>
       </w:r>
       <w:r>
         <w:t xml:space="preserve"> | SL: </w:t>
@@ -23882,7 +23882,7 @@
         <w:rPr>
           <w:b/>
         </w:rPr>
-        <w:t>`709.20 cents`</w:t>
+        <w:t>`710.77 cents`</w:t>
       </w:r>
       <w:r>
         <w:t xml:space="preserve"> | TP: </w:t>
@@ -23931,7 +23931,7 @@
         <w:rPr>
           <w:b/>
         </w:rPr>
-        <w:t>`668.20 - 685.00 cents`</w:t>
+        <w:t>`667.91 - 685.00 cents`</w:t>
       </w:r>
     </w:p>
     <w:p>
@@ -24338,7 +24338,7 @@
             </w:pPr>
             <w:r/>
             <w:r>
-              <w:t>701.50</w:t>
+              <w:t>704.00</w:t>
             </w:r>
           </w:p>
         </w:tc>
@@ -24366,7 +24366,7 @@
             </w:pPr>
             <w:r/>
             <w:r>
-              <w:t>712.75</w:t>
+              <w:t>715.25</w:t>
             </w:r>
           </w:p>
         </w:tc>
@@ -24394,7 +24394,7 @@
             </w:pPr>
             <w:r/>
             <w:r>
-              <w:t>696.00</w:t>
+              <w:t>698.50</w:t>
             </w:r>
           </w:p>
         </w:tc>
@@ -24425,7 +24425,7 @@
               <w:rPr>
                 <w:b/>
               </w:rPr>
-              <w:t>700.75</w:t>
+              <w:t>703.25</w:t>
             </w:r>
           </w:p>
         </w:tc>
@@ -24573,7 +24573,7 @@
             </w:pPr>
             <w:r/>
             <w:r>
-              <w:t>700.75</w:t>
+              <w:t>703.25</w:t>
             </w:r>
           </w:p>
         </w:tc>
@@ -24601,7 +24601,7 @@
             </w:pPr>
             <w:r/>
             <w:r>
-              <w:t>708.25</w:t>
+              <w:t>710.75</w:t>
             </w:r>
           </w:p>
         </w:tc>
@@ -24629,7 +24629,7 @@
             </w:pPr>
             <w:r/>
             <w:r>
-              <w:t>694.75</w:t>
+              <w:t>697.25</w:t>
             </w:r>
           </w:p>
         </w:tc>
@@ -24660,7 +24660,7 @@
               <w:rPr>
                 <w:b/>
               </w:rPr>
-              <w:t>700.25</w:t>
+              <w:t>702.75</w:t>
             </w:r>
           </w:p>
         </w:tc>
@@ -24808,7 +24808,7 @@
             </w:pPr>
             <w:r/>
             <w:r>
-              <w:t>700.25</w:t>
+              <w:t>702.75</w:t>
             </w:r>
           </w:p>
         </w:tc>
@@ -24836,7 +24836,7 @@
             </w:pPr>
             <w:r/>
             <w:r>
-              <w:t>714.00</w:t>
+              <w:t>716.50</w:t>
             </w:r>
           </w:p>
         </w:tc>
@@ -24864,7 +24864,7 @@
             </w:pPr>
             <w:r/>
             <w:r>
-              <w:t>685.50</w:t>
+              <w:t>688.00</w:t>
             </w:r>
           </w:p>
         </w:tc>
@@ -24895,7 +24895,7 @@
               <w:rPr>
                 <w:b/>
               </w:rPr>
-              <w:t>702.25</w:t>
+              <w:t>704.75</w:t>
             </w:r>
           </w:p>
         </w:tc>
@@ -25043,7 +25043,7 @@
             </w:pPr>
             <w:r/>
             <w:r>
-              <w:t>702.25</w:t>
+              <w:t>704.75</w:t>
             </w:r>
           </w:p>
         </w:tc>
@@ -25071,7 +25071,7 @@
             </w:pPr>
             <w:r/>
             <w:r>
-              <w:t>715.50</w:t>
+              <w:t>718.00</w:t>
             </w:r>
           </w:p>
         </w:tc>
@@ -25099,7 +25099,7 @@
             </w:pPr>
             <w:r/>
             <w:r>
-              <w:t>694.00</w:t>
+              <w:t>696.50</w:t>
             </w:r>
           </w:p>
         </w:tc>
@@ -25130,7 +25130,7 @@
               <w:rPr>
                 <w:b/>
               </w:rPr>
-              <w:t>703.50</w:t>
+              <w:t>706.00</w:t>
             </w:r>
           </w:p>
         </w:tc>
@@ -25278,7 +25278,7 @@
             </w:pPr>
             <w:r/>
             <w:r>
-              <w:t>703.50</w:t>
+              <w:t>706.00</w:t>
             </w:r>
           </w:p>
         </w:tc>
@@ -25306,7 +25306,7 @@
             </w:pPr>
             <w:r/>
             <w:r>
-              <w:t>720.00</w:t>
+              <w:t>722.50</w:t>
             </w:r>
           </w:p>
         </w:tc>
@@ -25334,7 +25334,7 @@
             </w:pPr>
             <w:r/>
             <w:r>
-              <w:t>693.00</w:t>
+              <w:t>695.50</w:t>
             </w:r>
           </w:p>
         </w:tc>
@@ -25365,7 +25365,7 @@
               <w:rPr>
                 <w:b/>
               </w:rPr>
-              <w:t>708.00</w:t>
+              <w:t>710.50</w:t>
             </w:r>
           </w:p>
         </w:tc>
@@ -25513,7 +25513,7 @@
             </w:pPr>
             <w:r/>
             <w:r>
-              <w:t>708.00</w:t>
+              <w:t>710.50</w:t>
             </w:r>
           </w:p>
         </w:tc>
@@ -25541,7 +25541,7 @@
             </w:pPr>
             <w:r/>
             <w:r>
-              <w:t>715.75</w:t>
+              <w:t>718.25</w:t>
             </w:r>
           </w:p>
         </w:tc>
@@ -25569,7 +25569,7 @@
             </w:pPr>
             <w:r/>
             <w:r>
-              <w:t>697.00</w:t>
+              <w:t>699.50</w:t>
             </w:r>
           </w:p>
         </w:tc>
@@ -25600,7 +25600,7 @@
               <w:rPr>
                 <w:b/>
               </w:rPr>
-              <w:t>709.25</w:t>
+              <w:t>711.75</w:t>
             </w:r>
           </w:p>
         </w:tc>
@@ -25748,7 +25748,7 @@
             </w:pPr>
             <w:r/>
             <w:r>
-              <w:t>709.25</w:t>
+              <w:t>711.75</w:t>
             </w:r>
           </w:p>
         </w:tc>
@@ -25776,7 +25776,7 @@
             </w:pPr>
             <w:r/>
             <w:r>
-              <w:t>717.50</w:t>
+              <w:t>720.00</w:t>
             </w:r>
           </w:p>
         </w:tc>
@@ -25804,7 +25804,7 @@
             </w:pPr>
             <w:r/>
             <w:r>
-              <w:t>698.75</w:t>
+              <w:t>701.25</w:t>
             </w:r>
           </w:p>
         </w:tc>
@@ -25835,7 +25835,7 @@
               <w:rPr>
                 <w:b/>
               </w:rPr>
-              <w:t>711.00</w:t>
+              <w:t>713.50</w:t>
             </w:r>
           </w:p>
         </w:tc>
@@ -25983,7 +25983,7 @@
             </w:pPr>
             <w:r/>
             <w:r>
-              <w:t>711.00</w:t>
+              <w:t>713.50</w:t>
             </w:r>
           </w:p>
         </w:tc>
@@ -26011,7 +26011,7 @@
             </w:pPr>
             <w:r/>
             <w:r>
-              <w:t>723.25</w:t>
+              <w:t>725.75</w:t>
             </w:r>
           </w:p>
         </w:tc>
@@ -26039,7 +26039,7 @@
             </w:pPr>
             <w:r/>
             <w:r>
-              <w:t>701.25</w:t>
+              <w:t>703.75</w:t>
             </w:r>
           </w:p>
         </w:tc>
@@ -26070,7 +26070,7 @@
               <w:rPr>
                 <w:b/>
               </w:rPr>
-              <w:t>710.00</w:t>
+              <w:t>712.50</w:t>
             </w:r>
           </w:p>
         </w:tc>
@@ -26218,7 +26218,7 @@
             </w:pPr>
             <w:r/>
             <w:r>
-              <w:t>710.00</w:t>
+              <w:t>712.50</w:t>
             </w:r>
           </w:p>
         </w:tc>
@@ -26246,7 +26246,7 @@
             </w:pPr>
             <w:r/>
             <w:r>
-              <w:t>720.50</w:t>
+              <w:t>723.00</w:t>
             </w:r>
           </w:p>
         </w:tc>
@@ -26274,7 +26274,7 @@
             </w:pPr>
             <w:r/>
             <w:r>
-              <w:t>695.25</w:t>
+              <w:t>697.75</w:t>
             </w:r>
           </w:p>
         </w:tc>
@@ -26305,7 +26305,7 @@
               <w:rPr>
                 <w:b/>
               </w:rPr>
-              <w:t>712.25</w:t>
+              <w:t>714.75</w:t>
             </w:r>
           </w:p>
         </w:tc>
@@ -26453,7 +26453,7 @@
             </w:pPr>
             <w:r/>
             <w:r>
-              <w:t>712.25</w:t>
+              <w:t>714.75</w:t>
             </w:r>
           </w:p>
         </w:tc>
@@ -26481,7 +26481,7 @@
             </w:pPr>
             <w:r/>
             <w:r>
-              <w:t>722.75</w:t>
+              <w:t>725.25</w:t>
             </w:r>
           </w:p>
         </w:tc>
@@ -26509,7 +26509,7 @@
             </w:pPr>
             <w:r/>
             <w:r>
-              <w:t>706.00</w:t>
+              <w:t>708.50</w:t>
             </w:r>
           </w:p>
         </w:tc>
@@ -26540,7 +26540,7 @@
               <w:rPr>
                 <w:b/>
               </w:rPr>
-              <w:t>713.00</w:t>
+              <w:t>715.50</w:t>
             </w:r>
           </w:p>
         </w:tc>
@@ -26688,7 +26688,7 @@
             </w:pPr>
             <w:r/>
             <w:r>
-              <w:t>713.00</w:t>
+              <w:t>715.50</w:t>
             </w:r>
           </w:p>
         </w:tc>
@@ -26716,7 +26716,7 @@
             </w:pPr>
             <w:r/>
             <w:r>
-              <w:t>727.25</w:t>
+              <w:t>729.75</w:t>
             </w:r>
           </w:p>
         </w:tc>
@@ -26744,7 +26744,7 @@
             </w:pPr>
             <w:r/>
             <w:r>
-              <w:t>698.25</w:t>
+              <w:t>700.75</w:t>
             </w:r>
           </w:p>
         </w:tc>
@@ -26775,7 +26775,7 @@
               <w:rPr>
                 <w:b/>
               </w:rPr>
-              <w:t>715.00</w:t>
+              <w:t>717.50</w:t>
             </w:r>
           </w:p>
         </w:tc>
@@ -26923,7 +26923,7 @@
             </w:pPr>
             <w:r/>
             <w:r>
-              <w:t>715.00</w:t>
+              <w:t>717.50</w:t>
             </w:r>
           </w:p>
         </w:tc>
@@ -26951,7 +26951,7 @@
             </w:pPr>
             <w:r/>
             <w:r>
-              <w:t>721.50</w:t>
+              <w:t>724.00</w:t>
             </w:r>
           </w:p>
         </w:tc>
@@ -26979,7 +26979,7 @@
             </w:pPr>
             <w:r/>
             <w:r>
-              <w:t>708.25</w:t>
+              <w:t>710.75</w:t>
             </w:r>
           </w:p>
         </w:tc>
@@ -27010,7 +27010,7 @@
               <w:rPr>
                 <w:b/>
               </w:rPr>
-              <w:t>715.25</w:t>
+              <w:t>717.75</w:t>
             </w:r>
           </w:p>
         </w:tc>
@@ -27158,7 +27158,7 @@
             </w:pPr>
             <w:r/>
             <w:r>
-              <w:t>715.25</w:t>
+              <w:t>717.75</w:t>
             </w:r>
           </w:p>
         </w:tc>
@@ -27186,7 +27186,7 @@
             </w:pPr>
             <w:r/>
             <w:r>
-              <w:t>725.50</w:t>
+              <w:t>728.00</w:t>
             </w:r>
           </w:p>
         </w:tc>
@@ -27214,7 +27214,7 @@
             </w:pPr>
             <w:r/>
             <w:r>
-              <w:t>707.25</w:t>
+              <w:t>709.75</w:t>
             </w:r>
           </w:p>
         </w:tc>
@@ -27245,7 +27245,7 @@
               <w:rPr>
                 <w:b/>
               </w:rPr>
-              <w:t>715.75</w:t>
+              <w:t>718.25</w:t>
             </w:r>
           </w:p>
         </w:tc>
@@ -27393,7 +27393,7 @@
             </w:pPr>
             <w:r/>
             <w:r>
-              <w:t>715.75</w:t>
+              <w:t>718.25</w:t>
             </w:r>
           </w:p>
         </w:tc>
@@ -27421,7 +27421,7 @@
             </w:pPr>
             <w:r/>
             <w:r>
-              <w:t>722.75</w:t>
+              <w:t>725.25</w:t>
             </w:r>
           </w:p>
         </w:tc>
@@ -27449,7 +27449,7 @@
             </w:pPr>
             <w:r/>
             <w:r>
-              <w:t>709.75</w:t>
+              <w:t>712.25</w:t>
             </w:r>
           </w:p>
         </w:tc>
@@ -27480,7 +27480,7 @@
               <w:rPr>
                 <w:b/>
               </w:rPr>
-              <w:t>715.00</w:t>
+              <w:t>717.50</w:t>
             </w:r>
           </w:p>
         </w:tc>
@@ -27628,7 +27628,7 @@
             </w:pPr>
             <w:r/>
             <w:r>
-              <w:t>715.00</w:t>
+              <w:t>717.50</w:t>
             </w:r>
           </w:p>
         </w:tc>
@@ -27656,7 +27656,7 @@
             </w:pPr>
             <w:r/>
             <w:r>
-              <w:t>728.50</w:t>
+              <w:t>731.00</w:t>
             </w:r>
           </w:p>
         </w:tc>
@@ -27684,7 +27684,7 @@
             </w:pPr>
             <w:r/>
             <w:r>
-              <w:t>702.00</w:t>
+              <w:t>704.50</w:t>
             </w:r>
           </w:p>
         </w:tc>
@@ -27715,7 +27715,7 @@
               <w:rPr>
                 <w:b/>
               </w:rPr>
-              <w:t>716.75</w:t>
+              <w:t>719.25</w:t>
             </w:r>
           </w:p>
         </w:tc>
@@ -27863,7 +27863,7 @@
             </w:pPr>
             <w:r/>
             <w:r>
-              <w:t>716.75</w:t>
+              <w:t>719.25</w:t>
             </w:r>
           </w:p>
         </w:tc>
@@ -27891,7 +27891,7 @@
             </w:pPr>
             <w:r/>
             <w:r>
-              <w:t>726.00</w:t>
+              <w:t>728.50</w:t>
             </w:r>
           </w:p>
         </w:tc>
@@ -27919,7 +27919,7 @@
             </w:pPr>
             <w:r/>
             <w:r>
-              <w:t>706.00</w:t>
+              <w:t>708.50</w:t>
             </w:r>
           </w:p>
         </w:tc>
@@ -27950,7 +27950,7 @@
               <w:rPr>
                 <w:b/>
               </w:rPr>
-              <w:t>717.25</w:t>
+              <w:t>719.75</w:t>
             </w:r>
           </w:p>
         </w:tc>
@@ -28098,7 +28098,7 @@
             </w:pPr>
             <w:r/>
             <w:r>
-              <w:t>717.25</w:t>
+              <w:t>719.75</w:t>
             </w:r>
           </w:p>
         </w:tc>
@@ -28126,7 +28126,7 @@
             </w:pPr>
             <w:r/>
             <w:r>
-              <w:t>729.50</w:t>
+              <w:t>732.00</w:t>
             </w:r>
           </w:p>
         </w:tc>
@@ -28154,7 +28154,7 @@
             </w:pPr>
             <w:r/>
             <w:r>
-              <w:t>703.00</w:t>
+              <w:t>705.50</w:t>
             </w:r>
           </w:p>
         </w:tc>
@@ -28185,7 +28185,7 @@
               <w:rPr>
                 <w:b/>
               </w:rPr>
-              <w:t>715.75</w:t>
+              <w:t>718.25</w:t>
             </w:r>
           </w:p>
         </w:tc>
@@ -28333,7 +28333,7 @@
             </w:pPr>
             <w:r/>
             <w:r>
-              <w:t>715.75</w:t>
+              <w:t>718.25</w:t>
             </w:r>
           </w:p>
         </w:tc>
@@ -28361,7 +28361,7 @@
             </w:pPr>
             <w:r/>
             <w:r>
-              <w:t>722.75</w:t>
+              <w:t>725.25</w:t>
             </w:r>
           </w:p>
         </w:tc>
@@ -28389,7 +28389,7 @@
             </w:pPr>
             <w:r/>
             <w:r>
-              <w:t>706.25</w:t>
+              <w:t>708.75</w:t>
             </w:r>
           </w:p>
         </w:tc>
@@ -28420,7 +28420,7 @@
               <w:rPr>
                 <w:b/>
               </w:rPr>
-              <w:t>716.25</w:t>
+              <w:t>718.75</w:t>
             </w:r>
           </w:p>
         </w:tc>
@@ -28568,7 +28568,7 @@
             </w:pPr>
             <w:r/>
             <w:r>
-              <w:t>716.25</w:t>
+              <w:t>718.75</w:t>
             </w:r>
           </w:p>
         </w:tc>
@@ -28596,7 +28596,7 @@
             </w:pPr>
             <w:r/>
             <w:r>
-              <w:t>726.75</w:t>
+              <w:t>729.25</w:t>
             </w:r>
           </w:p>
         </w:tc>
@@ -28624,7 +28624,7 @@
             </w:pPr>
             <w:r/>
             <w:r>
-              <w:t>709.00</w:t>
+              <w:t>711.50</w:t>
             </w:r>
           </w:p>
         </w:tc>
@@ -28655,7 +28655,7 @@
               <w:rPr>
                 <w:b/>
               </w:rPr>
-              <w:t>716.00</w:t>
+              <w:t>718.50</w:t>
             </w:r>
           </w:p>
         </w:tc>
@@ -28803,7 +28803,7 @@
             </w:pPr>
             <w:r/>
             <w:r>
-              <w:t>716.00</w:t>
+              <w:t>718.50</w:t>
             </w:r>
           </w:p>
         </w:tc>
@@ -28831,7 +28831,7 @@
             </w:pPr>
             <w:r/>
             <w:r>
-              <w:t>725.75</w:t>
+              <w:t>728.25</w:t>
             </w:r>
           </w:p>
         </w:tc>
@@ -28859,7 +28859,7 @@
             </w:pPr>
             <w:r/>
             <w:r>
-              <w:t>706.25</w:t>
+              <w:t>708.75</w:t>
             </w:r>
           </w:p>
         </w:tc>
@@ -28890,7 +28890,7 @@
               <w:rPr>
                 <w:b/>
               </w:rPr>
-              <w:t>716.50</w:t>
+              <w:t>719.00</w:t>
             </w:r>
           </w:p>
         </w:tc>
@@ -29038,7 +29038,7 @@
             </w:pPr>
             <w:r/>
             <w:r>
-              <w:t>716.50</w:t>
+              <w:t>719.00</w:t>
             </w:r>
           </w:p>
         </w:tc>
@@ -29066,7 +29066,7 @@
             </w:pPr>
             <w:r/>
             <w:r>
-              <w:t>727.25</w:t>
+              <w:t>729.75</w:t>
             </w:r>
           </w:p>
         </w:tc>
@@ -29094,7 +29094,7 @@
             </w:pPr>
             <w:r/>
             <w:r>
-              <w:t>709.25</w:t>
+              <w:t>711.75</w:t>
             </w:r>
           </w:p>
         </w:tc>
@@ -29125,7 +29125,7 @@
               <w:rPr>
                 <w:b/>
               </w:rPr>
-              <w:t>717.25</w:t>
+              <w:t>719.75</w:t>
             </w:r>
           </w:p>
         </w:tc>
@@ -29273,7 +29273,7 @@
             </w:pPr>
             <w:r/>
             <w:r>
-              <w:t>717.25</w:t>
+              <w:t>719.75</w:t>
             </w:r>
           </w:p>
         </w:tc>
@@ -29301,7 +29301,7 @@
             </w:pPr>
             <w:r/>
             <w:r>
-              <w:t>723.75</w:t>
+              <w:t>726.25</w:t>
             </w:r>
           </w:p>
         </w:tc>
@@ -29329,7 +29329,7 @@
             </w:pPr>
             <w:r/>
             <w:r>
-              <w:t>708.75</w:t>
+              <w:t>711.25</w:t>
             </w:r>
           </w:p>
         </w:tc>
@@ -29360,7 +29360,7 @@
               <w:rPr>
                 <w:b/>
               </w:rPr>
-              <w:t>717.75</w:t>
+              <w:t>720.25</w:t>
             </w:r>
           </w:p>
         </w:tc>
@@ -29508,7 +29508,7 @@
             </w:pPr>
             <w:r/>
             <w:r>
-              <w:t>717.75</w:t>
+              <w:t>720.25</w:t>
             </w:r>
           </w:p>
         </w:tc>
@@ -29536,7 +29536,7 @@
             </w:pPr>
             <w:r/>
             <w:r>
-              <w:t>728.75</w:t>
+              <w:t>731.25</w:t>
             </w:r>
           </w:p>
         </w:tc>
@@ -29564,7 +29564,7 @@
             </w:pPr>
             <w:r/>
             <w:r>
-              <w:t>706.00</w:t>
+              <w:t>708.50</w:t>
             </w:r>
           </w:p>
         </w:tc>
@@ -29595,7 +29595,7 @@
               <w:rPr>
                 <w:b/>
               </w:rPr>
-              <w:t>721.25</w:t>
+              <w:t>723.75</w:t>
             </w:r>
           </w:p>
         </w:tc>
@@ -29743,7 +29743,7 @@
             </w:pPr>
             <w:r/>
             <w:r>
-              <w:t>721.25</w:t>
+              <w:t>723.75</w:t>
             </w:r>
           </w:p>
         </w:tc>
@@ -29771,7 +29771,7 @@
             </w:pPr>
             <w:r/>
             <w:r>
-              <w:t>726.75</w:t>
+              <w:t>729.25</w:t>
             </w:r>
           </w:p>
         </w:tc>
@@ -29799,7 +29799,7 @@
             </w:pPr>
             <w:r/>
             <w:r>
-              <w:t>713.50</w:t>
+              <w:t>716.00</w:t>
             </w:r>
           </w:p>
         </w:tc>
@@ -29830,7 +29830,7 @@
               <w:rPr>
                 <w:b/>
               </w:rPr>
-              <w:t>722.00</w:t>
+              <w:t>724.50</w:t>
             </w:r>
           </w:p>
         </w:tc>
@@ -29978,7 +29978,7 @@
             </w:pPr>
             <w:r/>
             <w:r>
-              <w:t>722.00</w:t>
+              <w:t>724.50</w:t>
             </w:r>
           </w:p>
         </w:tc>
@@ -30006,7 +30006,7 @@
             </w:pPr>
             <w:r/>
             <w:r>
-              <w:t>731.25</w:t>
+              <w:t>733.75</w:t>
             </w:r>
           </w:p>
         </w:tc>
@@ -30034,7 +30034,7 @@
             </w:pPr>
             <w:r/>
             <w:r>
-              <w:t>715.50</w:t>
+              <w:t>718.00</w:t>
             </w:r>
           </w:p>
         </w:tc>
@@ -30065,7 +30065,7 @@
               <w:rPr>
                 <w:b/>
               </w:rPr>
-              <w:t>721.25</w:t>
+              <w:t>723.75</w:t>
             </w:r>
           </w:p>
         </w:tc>
@@ -30213,7 +30213,7 @@
             </w:pPr>
             <w:r/>
             <w:r>
-              <w:t>721.25</w:t>
+              <w:t>723.75</w:t>
             </w:r>
           </w:p>
         </w:tc>
@@ -30241,7 +30241,7 @@
             </w:pPr>
             <w:r/>
             <w:r>
-              <w:t>728.75</w:t>
+              <w:t>731.25</w:t>
             </w:r>
           </w:p>
         </w:tc>
@@ -30269,7 +30269,7 @@
             </w:pPr>
             <w:r/>
             <w:r>
-              <w:t>715.25</w:t>
+              <w:t>717.75</w:t>
             </w:r>
           </w:p>
         </w:tc>
@@ -30300,7 +30300,7 @@
               <w:rPr>
                 <w:b/>
               </w:rPr>
-              <w:t>720.25</w:t>
+              <w:t>722.75</w:t>
             </w:r>
           </w:p>
         </w:tc>
@@ -30448,7 +30448,7 @@
             </w:pPr>
             <w:r/>
             <w:r>
-              <w:t>720.25</w:t>
+              <w:t>722.75</w:t>
             </w:r>
           </w:p>
         </w:tc>
@@ -30476,7 +30476,7 @@
             </w:pPr>
             <w:r/>
             <w:r>
-              <w:t>727.25</w:t>
+              <w:t>729.75</w:t>
             </w:r>
           </w:p>
         </w:tc>
@@ -30504,7 +30504,7 @@
             </w:pPr>
             <w:r/>
             <w:r>
-              <w:t>706.75</w:t>
+              <w:t>709.25</w:t>
             </w:r>
           </w:p>
         </w:tc>
@@ -30535,7 +30535,7 @@
               <w:rPr>
                 <w:b/>
               </w:rPr>
-              <w:t>721.00</w:t>
+              <w:t>723.50</w:t>
             </w:r>
           </w:p>
         </w:tc>
@@ -30683,7 +30683,7 @@
             </w:pPr>
             <w:r/>
             <w:r>
-              <w:t>721.00</w:t>
+              <w:t>723.50</w:t>
             </w:r>
           </w:p>
         </w:tc>
@@ -30711,7 +30711,7 @@
             </w:pPr>
             <w:r/>
             <w:r>
-              <w:t>730.25</w:t>
+              <w:t>732.75</w:t>
             </w:r>
           </w:p>
         </w:tc>
@@ -30739,7 +30739,7 @@
             </w:pPr>
             <w:r/>
             <w:r>
-              <w:t>713.75</w:t>
+              <w:t>716.25</w:t>
             </w:r>
           </w:p>
         </w:tc>
@@ -30770,7 +30770,7 @@
               <w:rPr>
                 <w:b/>
               </w:rPr>
-              <w:t>720.75</w:t>
+              <w:t>723.25</w:t>
             </w:r>
           </w:p>
         </w:tc>
@@ -30918,7 +30918,7 @@
             </w:pPr>
             <w:r/>
             <w:r>
-              <w:t>720.75</w:t>
+              <w:t>723.25</w:t>
             </w:r>
           </w:p>
         </w:tc>
@@ -30946,7 +30946,7 @@
             </w:pPr>
             <w:r/>
             <w:r>
-              <w:t>729.25</w:t>
+              <w:t>731.75</w:t>
             </w:r>
           </w:p>
         </w:tc>
@@ -30974,7 +30974,7 @@
             </w:pPr>
             <w:r/>
             <w:r>
-              <w:t>706.75</w:t>
+              <w:t>709.25</w:t>
             </w:r>
           </w:p>
         </w:tc>
@@ -31005,7 +31005,7 @@
               <w:rPr>
                 <w:b/>
               </w:rPr>
-              <w:t>722.50</w:t>
+              <w:t>725.00</w:t>
             </w:r>
           </w:p>
         </w:tc>
@@ -31153,7 +31153,7 @@
             </w:pPr>
             <w:r/>
             <w:r>
-              <w:t>722.50</w:t>
+              <w:t>725.00</w:t>
             </w:r>
           </w:p>
         </w:tc>
@@ -31181,7 +31181,7 @@
             </w:pPr>
             <w:r/>
             <w:r>
-              <w:t>728.75</w:t>
+              <w:t>731.25</w:t>
             </w:r>
           </w:p>
         </w:tc>
@@ -31209,7 +31209,7 @@
             </w:pPr>
             <w:r/>
             <w:r>
-              <w:t>716.00</w:t>
+              <w:t>718.50</w:t>
             </w:r>
           </w:p>
         </w:tc>
@@ -31240,7 +31240,7 @@
               <w:rPr>
                 <w:b/>
               </w:rPr>
-              <w:t>721.75</w:t>
+              <w:t>724.25</w:t>
             </w:r>
           </w:p>
         </w:tc>
